--- a/wordings/downloads/Meridian_Strata_v1.0.0-DRAFT.docx
+++ b/wordings/downloads/Meridian_Strata_v1.0.0-DRAFT.docx
@@ -3048,7 +3048,7 @@
             <w:color w:val="2E5C4E"/>
             <w:u w:val="single"/>
           </w:rPr>
-          <w:t xml:space="preserve">the Acts of Lot Owners and Occupiers condition</w:t>
+          <w:t xml:space="preserve">The Acts of Lot Owners and Occupiers condition</w:t>
         </w:r>
       </w:hyperlink>
       <w:r>
@@ -3400,7 +3400,7 @@
             <w:color w:val="2E5C4E"/>
             <w:u w:val="single"/>
           </w:rPr>
-          <w:t xml:space="preserve">the E03 Major Works endorsement</w:t>
+          <w:t xml:space="preserve">The E03 Major Works endorsement</w:t>
         </w:r>
       </w:hyperlink>
       <w:r>
@@ -5668,7 +5668,7 @@
             <w:color w:val="2E5C4E"/>
             <w:u w:val="single"/>
           </w:rPr>
-          <w:t xml:space="preserve">the Insurance Contracts Act condition</w:t>
+          <w:t xml:space="preserve">The Insurance Contracts Act condition</w:t>
         </w:r>
       </w:hyperlink>
       <w:r>
@@ -6857,7 +6857,7 @@
             <w:color w:val="2E5C4E"/>
             <w:u w:val="single"/>
           </w:rPr>
-          <w:t xml:space="preserve">the Flood exclusion</w:t>
+          <w:t xml:space="preserve">The Flood exclusion</w:t>
         </w:r>
       </w:hyperlink>
       <w:r>
@@ -7032,7 +7032,7 @@
             <w:color w:val="2E5C4E"/>
             <w:u w:val="single"/>
           </w:rPr>
-          <w:t xml:space="preserve">the Major Works exclusion</w:t>
+          <w:t xml:space="preserve">The Major Works exclusion</w:t>
         </w:r>
       </w:hyperlink>
       <w:r>
@@ -7308,7 +7308,7 @@
             <w:color w:val="2E5C4E"/>
             <w:u w:val="single"/>
           </w:rPr>
-          <w:t xml:space="preserve">the Unoccupied Building exclusion</w:t>
+          <w:t xml:space="preserve">The Unoccupied Building exclusion</w:t>
         </w:r>
       </w:hyperlink>
       <w:r>
@@ -7324,7 +7324,7 @@
             <w:color w:val="2E5C4E"/>
             <w:u w:val="single"/>
           </w:rPr>
-          <w:t xml:space="preserve">the Insurance Contracts Act condition</w:t>
+          <w:t xml:space="preserve">The Insurance Contracts Act condition</w:t>
         </w:r>
       </w:hyperlink>
       <w:r>
@@ -7372,7 +7372,7 @@
             <w:color w:val="2E5C4E"/>
             <w:u w:val="single"/>
           </w:rPr>
-          <w:t xml:space="preserve">the Insurance Contracts Act condition</w:t>
+          <w:t xml:space="preserve">The Insurance Contracts Act condition</w:t>
         </w:r>
       </w:hyperlink>
       <w:r>
